--- a/docs/deliverables/03-LifeLab-72-Requirements-Scope.docx
+++ b/docs/deliverables/03-LifeLab-72-Requirements-Scope.docx
@@ -26,7 +26,7 @@
           <w:szCs w:val="22"/>
           <w:lang w:val="th-TH" w:eastAsia="th-TH"/>
         </w:rPr>
-        <w:t>ฉบับ 1.1  วันที่ 28 กันยายน 2569  ฟอนต์ Noto Sans Thai</w:t>
+        <w:t>ฉบับ 1.2  วันที่ 29 กันยายน 2569  ฟอนต์ Noto Sans Thai</w:t>
       </w:r>
     </w:p>
     <w:p>
@@ -3765,7 +3765,7 @@
                 <w:szCs w:val="21"/>
                 <w:lang w:val="th-TH" w:eastAsia="th-TH"/>
               </w:rPr>
-              <w:t>Invite/approval records ในเครื่อง; ไม่ส่งอีเมล ไม่มี signup/login จริง</w:t>
+              <w:t>Login เดโม user05 / 12345 พร้อม logout; Invite/approval ในเครื่อง ไม่มี server Auth หรือ signup จริง</w:t>
             </w:r>
           </w:p>
         </w:tc>
@@ -8774,6 +8774,25 @@
         <w:pStyle w:val="Heading1"/>
       </w:pPr>
       <w:r>
+        <w:t>หน้า Login ในรุ่น 1 2</w:t>
+      </w:r>
+    </w:p>
+    <w:p>
+      <w:r>
+        <w:rPr>
+          <w:rFonts w:ascii="Noto Sans Thai" w:hAnsi="Noto Sans Thai" w:eastAsia="Noto Sans Thai" w:cs="Noto Sans Thai"/>
+          <w:color w:val="000000"/>
+          <w:szCs w:val="22"/>
+          <w:lang w:val="th-TH" w:eastAsia="th-TH"/>
+        </w:rPr>
+        <w:t>เพิ่ม Login เดโม user05 / 12345 เปิด Dashboard ด้วยสิทธิ์ผู้บริหารทุกโมดูล ตรวจรหัสผิด แสดงหรือซ่อนรหัส รักษา session เมื่อ refresh และ logout โดยไม่ล้างข้อมูล CRM เปิด deep link โดยไม่มี session ยังเห็น Login กฎธุรกิจคงเดิม บทบาทในแถบ DEMO ใช้จำลองสิทธิ์ งาน server Authentication และ session revocation ยังต้องทำก่อน Production</w:t>
+      </w:r>
+    </w:p>
+    <w:p>
+      <w:pPr>
+        <w:pStyle w:val="Heading1"/>
+      </w:pPr>
+      <w:r>
         <w:t>เงื่อนไขเพิ่มเติมการรับลิงก์และแจ้งชำระ</w:t>
       </w:r>
     </w:p>
@@ -9233,7 +9252,7 @@
         <w:szCs w:val="18"/>
         <w:lang w:val="th-TH" w:eastAsia="th-TH"/>
       </w:rPr>
-      <w:t xml:space="preserve">LifeLab CRM  •  ฉบับ 1.1  •  หน้า </w:t>
+      <w:t xml:space="preserve">LifeLab CRM  •  ฉบับ 1.2  •  หน้า </w:t>
     </w:r>
     <w:fldSimple w:instr="PAGE"/>
   </w:p>
